--- a/laravel-app/database/data/internship/handbooks/lighting/Beyond_Lighting_Internship_Day_133_Student_Handbook.docx
+++ b/laravel-app/database/data/internship/handbooks/lighting/Beyond_Lighting_Internship_Day_133_Student_Handbook.docx
@@ -38,7 +38,7 @@
           <w:color w:val="1E293B"/>
           <w:sz w:val="28"/>
         </w:rPr>
-        <w:t>Timecode Concepts</w:t>
+        <w:t>Temporary Décor And Outdoor Weather Controls — Architecture and Components</w:t>
       </w:r>
     </w:p>
     <w:p>
@@ -50,7 +50,7 @@
           <w:b w:val="0"/>
           <w:sz w:val="22"/>
         </w:rPr>
-        <w:t>Orientation and setup. Full student study guide and practical laboratory manual for Beyond Enterprise interns.</w:t>
+        <w:t>Guided laboratory. Full student study guide and practical laboratory manual for Beyond Enterprise interns.</w:t>
       </w:r>
     </w:p>
     <w:tbl>
@@ -141,7 +141,7 @@
               <w:rPr>
                 <w:sz w:val="18"/>
               </w:rPr>
-              <w:t>Orientation and setup</w:t>
+              <w:t>Guided laboratory</w:t>
             </w:r>
           </w:p>
         </w:tc>
@@ -154,7 +154,7 @@
               <w:rPr>
                 <w:sz w:val="18"/>
               </w:rPr>
-              <w:t>advanced</w:t>
+              <w:t>intermediate-to-advanced</w:t>
             </w:r>
           </w:p>
         </w:tc>
@@ -167,7 +167,7 @@
               <w:rPr>
                 <w:sz w:val="18"/>
               </w:rPr>
-              <w:t>8 hours</w:t>
+              <w:t>8.0 hours</w:t>
             </w:r>
           </w:p>
         </w:tc>
@@ -180,7 +180,7 @@
               <w:rPr>
                 <w:sz w:val="18"/>
               </w:rPr>
-              <w:t>Beyond fixtures/controllers and free visualizer software where available</w:t>
+              <w:t>Beyond fixtures and controllers, free visualizer software, architectural/event fixtures, c</w:t>
             </w:r>
           </w:p>
         </w:tc>
@@ -198,7 +198,7 @@
           <w:color w:val="0B3F90"/>
           <w:sz w:val="20"/>
         </w:rPr>
-        <w:t>Day 133 objective  Complete the orientation and setup for Timecode Concepts: Apply timecode concepts safely and explain the result in a professional technical report.</w:t>
+        <w:t>Day 133 objective  Complete the guided laboratory for Temporary Décor And Outdoor Weather Controls — Architecture and Components: Explain and demonstrate temporary décor and outdoor weather controls through an authorized baseline, measurable check, documented failure mode, and independent verification.</w:t>
       </w:r>
     </w:p>
     <w:p>
@@ -270,7 +270,7 @@
           <w:b w:val="0"/>
           <w:sz w:val="22"/>
         </w:rPr>
-        <w:t>Submit: A setup screenshot, a short explanation of the key terms, and a safety/ethics check..</w:t>
+        <w:t>Submit: Baseline evidence, completed practical artifact, independent verification, safety/restoration record, and short professional report..</w:t>
       </w:r>
     </w:p>
     <w:p>
@@ -364,7 +364,7 @@
               <w:rPr>
                 <w:sz w:val="18"/>
               </w:rPr>
-              <w:t>0:00–0:25</w:t>
+              <w:t>0:00–0:30</w:t>
             </w:r>
           </w:p>
         </w:tc>
@@ -377,7 +377,7 @@
               <w:rPr>
                 <w:sz w:val="18"/>
               </w:rPr>
-              <w:t>Review prior day + authorization checklist</w:t>
+              <w:t>Assessment brief + rubric review</w:t>
             </w:r>
           </w:p>
         </w:tc>
@@ -390,7 +390,7 @@
               <w:rPr>
                 <w:sz w:val="18"/>
               </w:rPr>
-              <w:t>Signed pre-flight</w:t>
+              <w:t>Plan</w:t>
             </w:r>
           </w:p>
         </w:tc>
@@ -405,7 +405,7 @@
               <w:rPr>
                 <w:sz w:val="18"/>
               </w:rPr>
-              <w:t>0:25–1:10</w:t>
+              <w:t>0:30–2:30</w:t>
             </w:r>
           </w:p>
         </w:tc>
@@ -418,7 +418,7 @@
               <w:rPr>
                 <w:sz w:val="18"/>
               </w:rPr>
-              <w:t>Concept study for today's topic</w:t>
+              <w:t>End-to-end demonstration</w:t>
             </w:r>
           </w:p>
         </w:tc>
@@ -431,7 +431,7 @@
               <w:rPr>
                 <w:sz w:val="18"/>
               </w:rPr>
-              <w:t>Concept notes</w:t>
+              <w:t>Demo evidence</w:t>
             </w:r>
           </w:p>
         </w:tc>
@@ -446,48 +446,7 @@
               <w:rPr>
                 <w:sz w:val="18"/>
               </w:rPr>
-              <w:t>1:10–2:40</w:t>
-            </w:r>
-          </w:p>
-        </w:tc>
-        <w:tc>
-          <w:tcPr>
-            <w:tcW w:type="dxa" w:w="3408"/>
-          </w:tcPr>
-          <w:p>
-            <w:r>
-              <w:rPr>
-                <w:sz w:val="18"/>
-              </w:rPr>
-              <w:t>Environment verify / light setup lab</w:t>
-            </w:r>
-          </w:p>
-        </w:tc>
-        <w:tc>
-          <w:tcPr>
-            <w:tcW w:type="dxa" w:w="3408"/>
-          </w:tcPr>
-          <w:p>
-            <w:r>
-              <w:rPr>
-                <w:sz w:val="18"/>
-              </w:rPr>
-              <w:t>Working baseline</w:t>
-            </w:r>
-          </w:p>
-        </w:tc>
-      </w:tr>
-      <w:tr>
-        <w:tc>
-          <w:tcPr>
-            <w:tcW w:type="dxa" w:w="3408"/>
-          </w:tcPr>
-          <w:p>
-            <w:r>
-              <w:rPr>
-                <w:sz w:val="18"/>
-              </w:rPr>
-              <w:t>2:40–2:55</w:t>
+              <w:t>2:30–2:45</w:t>
             </w:r>
           </w:p>
         </w:tc>
@@ -528,7 +487,7 @@
               <w:rPr>
                 <w:sz w:val="18"/>
               </w:rPr>
-              <w:t>2:55–4:40</w:t>
+              <w:t>2:45–4:15</w:t>
             </w:r>
           </w:p>
         </w:tc>
@@ -541,7 +500,7 @@
               <w:rPr>
                 <w:sz w:val="18"/>
               </w:rPr>
-              <w:t>Guided mini-exercise + expected checks</w:t>
+              <w:t>Self-score against rubric</w:t>
             </w:r>
           </w:p>
         </w:tc>
@@ -554,7 +513,7 @@
               <w:rPr>
                 <w:sz w:val="18"/>
               </w:rPr>
-              <w:t>First evidence</w:t>
+              <w:t>Self-score sheet</w:t>
             </w:r>
           </w:p>
         </w:tc>
@@ -569,7 +528,7 @@
               <w:rPr>
                 <w:sz w:val="18"/>
               </w:rPr>
-              <w:t>4:40–4:55</w:t>
+              <w:t>4:15–5:45</w:t>
             </w:r>
           </w:p>
         </w:tc>
@@ -582,7 +541,7 @@
               <w:rPr>
                 <w:sz w:val="18"/>
               </w:rPr>
-              <w:t>Break</w:t>
+              <w:t>Reflection: wins, failures, next steps</w:t>
             </w:r>
           </w:p>
         </w:tc>
@@ -595,7 +554,7 @@
               <w:rPr>
                 <w:sz w:val="18"/>
               </w:rPr>
-              <w:t>—</w:t>
+              <w:t>Reflection</w:t>
             </w:r>
           </w:p>
         </w:tc>
@@ -610,7 +569,7 @@
               <w:rPr>
                 <w:sz w:val="18"/>
               </w:rPr>
-              <w:t>4:55–6:25</w:t>
+              <w:t>5:45–8:00</w:t>
             </w:r>
           </w:p>
         </w:tc>
@@ -623,7 +582,7 @@
               <w:rPr>
                 <w:sz w:val="18"/>
               </w:rPr>
-              <w:t>Verification + troubleshooting notes</w:t>
+              <w:t>Final evidence pack + report</w:t>
             </w:r>
           </w:p>
         </w:tc>
@@ -636,48 +595,7 @@
               <w:rPr>
                 <w:sz w:val="18"/>
               </w:rPr>
-              <w:t>Rerun proof</w:t>
-            </w:r>
-          </w:p>
-        </w:tc>
-      </w:tr>
-      <w:tr>
-        <w:tc>
-          <w:tcPr>
-            <w:tcW w:type="dxa" w:w="3408"/>
-          </w:tcPr>
-          <w:p>
-            <w:r>
-              <w:rPr>
-                <w:sz w:val="18"/>
-              </w:rPr>
-              <w:t>6:25–8:00</w:t>
-            </w:r>
-          </w:p>
-        </w:tc>
-        <w:tc>
-          <w:tcPr>
-            <w:tcW w:type="dxa" w:w="3408"/>
-          </w:tcPr>
-          <w:p>
-            <w:r>
-              <w:rPr>
-                <w:sz w:val="18"/>
-              </w:rPr>
-              <w:t>Evidence pack + report draft</w:t>
-            </w:r>
-          </w:p>
-        </w:tc>
-        <w:tc>
-          <w:tcPr>
-            <w:tcW w:type="dxa" w:w="3408"/>
-          </w:tcPr>
-          <w:p>
-            <w:r>
-              <w:rPr>
-                <w:sz w:val="18"/>
-              </w:rPr>
-              <w:t>Submission draft</w:t>
+              <w:t>Submission</w:t>
             </w:r>
           </w:p>
         </w:tc>
@@ -701,7 +619,7 @@
           <w:b w:val="0"/>
           <w:sz w:val="20"/>
         </w:rPr>
-        <w:t>Curriculum objective (source of truth): Apply timecode concepts safely and explain the result in a professional technical report.</w:t>
+        <w:t>Curriculum objective (source of truth): Explain and demonstrate temporary décor and outdoor weather controls through an authorized baseline, measurable check, documented failure mode, and independent verification.</w:t>
       </w:r>
     </w:p>
     <w:p>
@@ -713,7 +631,7 @@
           <w:b w:val="0"/>
           <w:sz w:val="22"/>
         </w:rPr>
-        <w:t>Explain Timecode Concepts to a supervisor in under two minutes.</w:t>
+        <w:t>Explain Temporary Décor And Outdoor Weather Controls — Architecture and Components to a supervisor in under two minutes.</w:t>
       </w:r>
     </w:p>
     <w:p>
@@ -725,7 +643,7 @@
           <w:b w:val="0"/>
           <w:sz w:val="22"/>
         </w:rPr>
-        <w:t>Configure or verify the approved tools required for Timecode Concepts.</w:t>
+        <w:t>Configure or verify the approved tools required for Temporary Décor And Outdoor Weather Controls — Architecture and Components.</w:t>
       </w:r>
     </w:p>
     <w:p>
@@ -737,7 +655,7 @@
           <w:b w:val="0"/>
           <w:sz w:val="22"/>
         </w:rPr>
-        <w:t>Implement or perform the orientation and setup practical for this topic.</w:t>
+        <w:t>Implement or perform the guided laboratory practical for this topic.</w:t>
       </w:r>
     </w:p>
     <w:p>
@@ -793,7 +711,7 @@
           <w:b w:val="0"/>
           <w:sz w:val="22"/>
         </w:rPr>
-        <w:t>Define the professional meaning of “Timecode Concepts” before you use tools. Do not split the title into meaningless words. Connect each concept to today's practical action.</w:t>
+        <w:t>Define the professional meaning of “Temporary Décor And Outdoor Weather Controls — Architecture and Components” before you use tools. Do not split the title into meaningless words. Connect each concept to today's practical action.</w:t>
       </w:r>
     </w:p>
     <w:tbl>
@@ -914,7 +832,7 @@
               <w:rPr>
                 <w:sz w:val="18"/>
               </w:rPr>
-              <w:t>Professional practice for Timecode Concepts</w:t>
+              <w:t>Professional practice for Temporary Décor And Outdoor Weather Controls — Architecture and Components</w:t>
             </w:r>
           </w:p>
         </w:tc>
@@ -1348,7 +1266,7 @@
           <w:b w:val="0"/>
           <w:sz w:val="22"/>
         </w:rPr>
-        <w:t>Tools available: Beyond fixtures/controllers and free visualizer software where available.</w:t>
+        <w:t>Tools available: Beyond fixtures and controllers, free visualizer software, architectural/event fixtures, controllers, measurement tools, PPE.</w:t>
       </w:r>
     </w:p>
     <w:p>
@@ -1463,7 +1381,7 @@
               <w:rPr>
                 <w:sz w:val="18"/>
               </w:rPr>
-              <w:t>Beyond fixtures/controllers and free visualizer software where available</w:t>
+              <w:t>Beyond fixtures and controllers, free visualizer software, architectural/event fixtures, controllers, measurement tools, PPE</w:t>
             </w:r>
           </w:p>
         </w:tc>
@@ -1516,7 +1434,7 @@
           <w:b w:val="0"/>
           <w:sz w:val="18"/>
         </w:rPr>
-        <w:t>└── Day_133_Timecode_Concepts/</w:t>
+        <w:t>└── Day_133_Temporary_D_cor_And_Outdoor_Weather_Controls_Arc/</w:t>
       </w:r>
     </w:p>
     <w:p>
@@ -1690,7 +1608,7 @@
           <w:color w:val="0B3F90"/>
           <w:sz w:val="24"/>
         </w:rPr>
-        <w:t>Orientation and setup: Timecode Concepts</w:t>
+        <w:t>Guided laboratory: Temporary Décor And Outdoor Weather Controls — Architecture and Components</w:t>
       </w:r>
     </w:p>
     <w:p>
@@ -1714,7 +1632,7 @@
           <w:b w:val="0"/>
           <w:sz w:val="20"/>
         </w:rPr>
-        <w:t>• Read the Study Notes on this page, then create or verify the lab needed for timecode concepts.</w:t>
+        <w:t>• Review the Day 133 scope, prerequisite from Day 132, and supervisor instructions before touching software, accounts, cables, power, rigging, networks, or equipment.</w:t>
       </w:r>
     </w:p>
     <w:p>
@@ -1726,7 +1644,7 @@
           <w:b w:val="0"/>
           <w:sz w:val="20"/>
         </w:rPr>
-        <w:t>• Work only in an authorized lab, VM or on equipment assigned by Beyond.</w:t>
+        <w:t>• Confirm the authorized lab/equipment boundary, owner, asset IDs, workspace condition, backup/rollback state, emergency procedure, and any PPE or spotter requirement.</w:t>
       </w:r>
     </w:p>
     <w:p>
@@ -1738,7 +1656,79 @@
           <w:b w:val="0"/>
           <w:sz w:val="20"/>
         </w:rPr>
-        <w:t>• Keep time entries truthful and ask the supervisor before changing production equipment.</w:t>
+        <w:t>• Verify only the approved tools for today: Beyond fixtures and controllers, free visualizer software, architectural/event fixtures, controllers, measurement tools, PPE. Record versions, firmware, serial/asset references, calibration status, or configuration as relevant. Avoid unnecessary installation or updates.</w:t>
+      </w:r>
+    </w:p>
+    <w:p>
+      <w:pPr>
+        <w:spacing w:after="120"/>
+      </w:pPr>
+      <w:r>
+        <w:rPr>
+          <w:b w:val="0"/>
+          <w:sz w:val="20"/>
+        </w:rPr>
+        <w:t>• Create Day_133_temporary_décor_and_outdoor_weather_controls__architecture_and with evidence, diagrams or src, checklists or tests, output, and report folders.</w:t>
+      </w:r>
+    </w:p>
+    <w:p>
+      <w:pPr>
+        <w:spacing w:after="120"/>
+      </w:pPr>
+      <w:r>
+        <w:rPr>
+          <w:b w:val="0"/>
+          <w:sz w:val="20"/>
+        </w:rPr>
+        <w:t>• Capture a privacy-reviewed baseline photograph/screenshot and record expected result, measurement units, acceptance limit, and stop condition.</w:t>
+      </w:r>
+    </w:p>
+    <w:p>
+      <w:pPr>
+        <w:spacing w:after="120"/>
+      </w:pPr>
+      <w:r>
+        <w:rPr>
+          <w:b w:val="0"/>
+          <w:sz w:val="20"/>
+        </w:rPr>
+        <w:t>• Complete the practical objective: Explain and demonstrate temporary décor and outdoor weather controls through an authorized baseline, measurable check, documented failure mode, and independent verification.</w:t>
+      </w:r>
+    </w:p>
+    <w:p>
+      <w:pPr>
+        <w:spacing w:after="120"/>
+      </w:pPr>
+      <w:r>
+        <w:rPr>
+          <w:b w:val="0"/>
+          <w:sz w:val="20"/>
+        </w:rPr>
+        <w:t>• Introduce or analyze only an approved controlled fault/edge case. Troubleshoot systematically, preserve evidence, and return the lab/equipment to its approved state.</w:t>
+      </w:r>
+    </w:p>
+    <w:p>
+      <w:pPr>
+        <w:spacing w:after="120"/>
+      </w:pPr>
+      <w:r>
+        <w:rPr>
+          <w:b w:val="0"/>
+          <w:sz w:val="20"/>
+        </w:rPr>
+        <w:t>• Verify independently through a second instrument/path/test, clean rerun, configuration comparison, peer check, or supervisor sign-off. Distinguish evidence from proof.</w:t>
+      </w:r>
+    </w:p>
+    <w:p>
+      <w:pPr>
+        <w:spacing w:after="120"/>
+      </w:pPr>
+      <w:r>
+        <w:rPr>
+          <w:b w:val="0"/>
+          <w:sz w:val="20"/>
+        </w:rPr>
+        <w:t>• Complete the discipline safety/ethics checklist, inventory/custody or cleanup check, and a professional report with honest limitations and assistance disclosure.</w:t>
       </w:r>
     </w:p>
     <w:p>
@@ -1778,7 +1768,7 @@
           <w:b w:val="0"/>
           <w:sz w:val="18"/>
         </w:rPr>
-        <w:t># Topic: Timecode Concepts</w:t>
+        <w:t># Topic: Temporary Décor And Outdoor Weather Controls — Architecture and Components</w:t>
       </w:r>
     </w:p>
     <w:p>
@@ -1792,7 +1782,7 @@
           <w:b w:val="0"/>
           <w:sz w:val="18"/>
         </w:rPr>
-        <w:t># Mode: Orientation and setup</w:t>
+        <w:t># Mode: Guided laboratory</w:t>
       </w:r>
     </w:p>
     <w:p>
@@ -1876,7 +1866,7 @@
           <w:b w:val="0"/>
           <w:sz w:val="18"/>
         </w:rPr>
-        <w:t>[ ] Practical procedure for "Timecode Concepts" completed</w:t>
+        <w:t>[ ] Practical procedure for "Temporary Décor And Outdoor Weather Controls — Architecture and Components" completed</w:t>
       </w:r>
     </w:p>
     <w:p>
@@ -5313,7 +5303,7 @@
           <w:b w:val="0"/>
           <w:sz w:val="22"/>
         </w:rPr>
-        <w:t>Objective addressed for Timecode Concepts</w:t>
+        <w:t>Objective addressed for Temporary Décor And Outdoor Weather Controls — Architecture and Components</w:t>
       </w:r>
     </w:p>
     <w:p>
@@ -5325,7 +5315,7 @@
           <w:b w:val="0"/>
           <w:sz w:val="22"/>
         </w:rPr>
-        <w:t>Orientation and setup practical completed</w:t>
+        <w:t>Guided laboratory practical completed</w:t>
       </w:r>
     </w:p>
     <w:p>
@@ -5417,7 +5407,7 @@
           <w:b w:val="0"/>
           <w:sz w:val="22"/>
         </w:rPr>
-        <w:t>Matches: A setup screenshot, a short explanation of the key terms, and a safety/ethics check.</w:t>
+        <w:t>Matches: Baseline evidence, completed practical artifact, independent verification, safety/restoration record, and short professional report.</w:t>
       </w:r>
     </w:p>
     <w:p>
@@ -5449,7 +5439,7 @@
           <w:b w:val="0"/>
           <w:sz w:val="22"/>
         </w:rPr>
-        <w:t>Explain Timecode Concepts without reading.</w:t>
+        <w:t>Explain Temporary Décor And Outdoor Weather Controls — Architecture and Components without reading.</w:t>
       </w:r>
     </w:p>
     <w:p>
@@ -5541,7 +5531,7 @@
           <w:b w:val="0"/>
           <w:sz w:val="22"/>
         </w:rPr>
-        <w:t>Today is Day 133 (Orientation and setup) on Timecode Concepts. I worked only in the authorized Beyond lighting / stage lab. I completed the practical objective, verified with a second check, and packaged evidence. Main risk: unauthorized or unsafe action; control: checklist + supervisor escalation. Limitation: classroom/lab scope only. Next: continue the topic cycle and keep documentation reproducible.</w:t>
+        <w:t>Today is Day 133 (Guided laboratory) on Temporary Décor And Outdoor Weather Controls — Architecture and Components. I worked only in the authorized Beyond lighting / stage lab. I completed the practical objective, verified with a second check, and packaged evidence. Main risk: unauthorized or unsafe action; control: checklist + supervisor escalation. Limitation: classroom/lab scope only. Next: continue the topic cycle and keep documentation reproducible.</w:t>
       </w:r>
     </w:p>
     <w:p>
